--- a/H&M个性化推荐策略_经营分析项目介绍.docx
+++ b/H&M个性化推荐策略_经营分析项目介绍.docx
@@ -110,8 +110,6 @@
         </w:rPr>
         <w:t>5</w:t>
       </w:r>
-      <w:bookmarkStart w:id="0" w:name="_GoBack"/>
-      <w:bookmarkEnd w:id="0"/>
       <w:r>
         <w:rPr>
           <w:rFonts w:ascii="微软雅黑" w:hAnsi="微软雅黑" w:eastAsia="微软雅黑"/>
@@ -396,12 +394,6 @@
             <w:insideH w:val="single" w:color="4F81BD" w:themeColor="accent1" w:sz="8" w:space="0"/>
             <w:insideV w:val="single" w:color="4F81BD" w:themeColor="accent1" w:sz="8" w:space="0"/>
           </w:tblBorders>
-          <w:tblCellMar>
-            <w:top w:w="0" w:type="dxa"/>
-            <w:left w:w="108" w:type="dxa"/>
-            <w:bottom w:w="0" w:type="dxa"/>
-            <w:right w:w="108" w:type="dxa"/>
-          </w:tblCellMar>
         </w:tblPrEx>
         <w:trPr>
           <w:jc w:val="center"/>
@@ -758,12 +750,6 @@
             <w:insideH w:val="single" w:color="4F81BD" w:themeColor="accent1" w:sz="8" w:space="0"/>
             <w:insideV w:val="single" w:color="4F81BD" w:themeColor="accent1" w:sz="8" w:space="0"/>
           </w:tblBorders>
-          <w:tblCellMar>
-            <w:top w:w="0" w:type="dxa"/>
-            <w:left w:w="108" w:type="dxa"/>
-            <w:bottom w:w="0" w:type="dxa"/>
-            <w:right w:w="108" w:type="dxa"/>
-          </w:tblCellMar>
         </w:tblPrEx>
         <w:trPr>
           <w:jc w:val="center"/>
@@ -1337,12 +1323,6 @@
             <w:insideH w:val="single" w:color="4F81BD" w:themeColor="accent1" w:sz="8" w:space="0"/>
             <w:insideV w:val="single" w:color="4F81BD" w:themeColor="accent1" w:sz="8" w:space="0"/>
           </w:tblBorders>
-          <w:tblCellMar>
-            <w:top w:w="0" w:type="dxa"/>
-            <w:left w:w="108" w:type="dxa"/>
-            <w:bottom w:w="0" w:type="dxa"/>
-            <w:right w:w="108" w:type="dxa"/>
-          </w:tblCellMar>
         </w:tblPrEx>
         <w:trPr>
           <w:jc w:val="center"/>
@@ -6172,6 +6152,12 @@
             <w:insideH w:val="single" w:color="4F81BD" w:themeColor="accent1" w:sz="8" w:space="0"/>
             <w:insideV w:val="single" w:color="4F81BD" w:themeColor="accent1" w:sz="8" w:space="0"/>
           </w:tblBorders>
+          <w:tblCellMar>
+            <w:top w:w="0" w:type="dxa"/>
+            <w:left w:w="108" w:type="dxa"/>
+            <w:bottom w:w="0" w:type="dxa"/>
+            <w:right w:w="108" w:type="dxa"/>
+          </w:tblCellMar>
         </w:tblPrEx>
         <w:trPr>
           <w:jc w:val="center"/>
@@ -6385,7 +6371,15 @@
         <w:rPr>
           <w:rFonts w:ascii="微软雅黑" w:hAnsi="微软雅黑" w:eastAsia="微软雅黑"/>
         </w:rPr>
-        <w:t>★ 关键发现：如果直接用 Active 字段做特征，会把90万活跃用户误判为"非活跃"——这是一个会导致推荐策略严重偏差的数据质量问题。修复后活跃用户从46万→136万，数据与行为事实一致。</w:t>
+        <w:t>★ 关键发现：如果直接用 Active 字段做特征，会把90万活跃用户误判为"非活跃"——这是一个会导致推荐策略严重偏差的数据质量问题。修复后活跃用户从46万→136万，</w:t>
+      </w:r>
+      <w:bookmarkStart w:id="0" w:name="_GoBack"/>
+      <w:bookmarkEnd w:id="0"/>
+      <w:r>
+        <w:rPr>
+          <w:rFonts w:ascii="微软雅黑" w:hAnsi="微软雅黑" w:eastAsia="微软雅黑"/>
+        </w:rPr>
+        <w:t>数据与行为事实一致。</w:t>
       </w:r>
     </w:p>
     <w:p>
@@ -6446,12 +6440,34 @@
     <w:p>
       <w:pPr>
         <w:spacing w:after="120"/>
+        <w:rPr>
+          <w:rFonts w:ascii="微软雅黑" w:hAnsi="微软雅黑" w:eastAsia="微软雅黑"/>
+        </w:rPr>
       </w:pPr>
       <w:r>
         <w:rPr>
           <w:rFonts w:ascii="微软雅黑" w:hAnsi="微软雅黑" w:eastAsia="微软雅黑"/>
         </w:rPr>
         <w:t>这三个矛盾相互强化：热门越垄断 → 长尾越没曝光 → 用户看到的越单一 → 数据越集中在热门 → 循环恶化。推荐系统的核心价值就在于打破这个循环。</w:t>
+      </w:r>
+    </w:p>
+    <w:p>
+      <w:pPr>
+        <w:pStyle w:val="4"/>
+        <w:rPr>
+          <w:rFonts w:hint="default" w:ascii="微软雅黑" w:hAnsi="微软雅黑" w:eastAsia="宋体"/>
+          <w:lang w:val="en-US" w:eastAsia="zh-CN"/>
+        </w:rPr>
+      </w:pPr>
+      <w:r>
+        <w:t>4.</w:t>
+      </w:r>
+      <w:r>
+        <w:rPr>
+          <w:rFonts w:hint="eastAsia" w:eastAsia="宋体"/>
+          <w:lang w:val="en-US" w:eastAsia="zh-CN"/>
+        </w:rPr>
+        <w:t>3 业务诊断可视化</w:t>
       </w:r>
     </w:p>
     <w:p>
@@ -14215,6 +14231,12 @@
             <w:insideH w:val="single" w:color="4F81BD" w:themeColor="accent1" w:sz="8" w:space="0"/>
             <w:insideV w:val="single" w:color="4F81BD" w:themeColor="accent1" w:sz="8" w:space="0"/>
           </w:tblBorders>
+          <w:tblCellMar>
+            <w:top w:w="0" w:type="dxa"/>
+            <w:left w:w="108" w:type="dxa"/>
+            <w:bottom w:w="0" w:type="dxa"/>
+            <w:right w:w="108" w:type="dxa"/>
+          </w:tblCellMar>
         </w:tblPrEx>
         <w:trPr>
           <w:jc w:val="center"/>
@@ -14767,6 +14789,12 @@
             <w:insideH w:val="single" w:color="4F81BD" w:themeColor="accent1" w:sz="8" w:space="0"/>
             <w:insideV w:val="single" w:color="4F81BD" w:themeColor="accent1" w:sz="8" w:space="0"/>
           </w:tblBorders>
+          <w:tblCellMar>
+            <w:top w:w="0" w:type="dxa"/>
+            <w:left w:w="108" w:type="dxa"/>
+            <w:bottom w:w="0" w:type="dxa"/>
+            <w:right w:w="108" w:type="dxa"/>
+          </w:tblCellMar>
         </w:tblPrEx>
         <w:trPr>
           <w:jc w:val="center"/>
@@ -15213,6 +15241,12 @@
             <w:insideH w:val="single" w:color="4F81BD" w:themeColor="accent1" w:sz="8" w:space="0"/>
             <w:insideV w:val="single" w:color="4F81BD" w:themeColor="accent1" w:sz="8" w:space="0"/>
           </w:tblBorders>
+          <w:tblCellMar>
+            <w:top w:w="0" w:type="dxa"/>
+            <w:left w:w="108" w:type="dxa"/>
+            <w:bottom w:w="0" w:type="dxa"/>
+            <w:right w:w="108" w:type="dxa"/>
+          </w:tblCellMar>
         </w:tblPrEx>
         <w:trPr>
           <w:jc w:val="center"/>
@@ -15778,7 +15812,7 @@
     <w:lsdException w:uiPriority="99" w:name="footnote text"/>
     <w:lsdException w:uiPriority="99" w:name="annotation text"/>
     <w:lsdException w:qFormat="1" w:uiPriority="99" w:semiHidden="0" w:name="header"/>
-    <w:lsdException w:uiPriority="99" w:semiHidden="0" w:name="footer"/>
+    <w:lsdException w:qFormat="1" w:uiPriority="99" w:semiHidden="0" w:name="footer"/>
     <w:lsdException w:uiPriority="99" w:name="index heading"/>
     <w:lsdException w:qFormat="1" w:uiPriority="35" w:name="caption"/>
     <w:lsdException w:uiPriority="99" w:name="table of figures"/>
@@ -15793,28 +15827,28 @@
     <w:lsdException w:uiPriority="99" w:name="table of authorities"/>
     <w:lsdException w:uiPriority="99" w:semiHidden="0" w:name="macro"/>
     <w:lsdException w:uiPriority="99" w:name="toa heading"/>
-    <w:lsdException w:uiPriority="99" w:semiHidden="0" w:name="List"/>
-    <w:lsdException w:uiPriority="99" w:semiHidden="0" w:name="List Bullet"/>
+    <w:lsdException w:qFormat="1" w:uiPriority="99" w:semiHidden="0" w:name="List"/>
+    <w:lsdException w:qFormat="1" w:uiPriority="99" w:semiHidden="0" w:name="List Bullet"/>
     <w:lsdException w:qFormat="1" w:uiPriority="99" w:semiHidden="0" w:name="List Number"/>
-    <w:lsdException w:uiPriority="99" w:semiHidden="0" w:name="List 2"/>
+    <w:lsdException w:qFormat="1" w:uiPriority="99" w:semiHidden="0" w:name="List 2"/>
     <w:lsdException w:uiPriority="99" w:semiHidden="0" w:name="List 3"/>
     <w:lsdException w:uiPriority="99" w:name="List 4"/>
     <w:lsdException w:uiPriority="99" w:name="List 5"/>
-    <w:lsdException w:uiPriority="99" w:semiHidden="0" w:name="List Bullet 2"/>
+    <w:lsdException w:qFormat="1" w:uiPriority="99" w:semiHidden="0" w:name="List Bullet 2"/>
     <w:lsdException w:uiPriority="99" w:semiHidden="0" w:name="List Bullet 3"/>
     <w:lsdException w:uiPriority="99" w:name="List Bullet 4"/>
     <w:lsdException w:uiPriority="99" w:name="List Bullet 5"/>
     <w:lsdException w:qFormat="1" w:uiPriority="99" w:semiHidden="0" w:name="List Number 2"/>
-    <w:lsdException w:uiPriority="99" w:semiHidden="0" w:name="List Number 3"/>
+    <w:lsdException w:qFormat="1" w:uiPriority="99" w:semiHidden="0" w:name="List Number 3"/>
     <w:lsdException w:uiPriority="99" w:name="List Number 4"/>
     <w:lsdException w:uiPriority="99" w:name="List Number 5"/>
     <w:lsdException w:qFormat="1" w:unhideWhenUsed="0" w:uiPriority="10" w:semiHidden="0" w:name="Title"/>
     <w:lsdException w:uiPriority="99" w:name="Closing"/>
     <w:lsdException w:uiPriority="99" w:name="Signature"/>
-    <w:lsdException w:uiPriority="1" w:name="Default Paragraph Font"/>
+    <w:lsdException w:qFormat="1" w:uiPriority="1" w:name="Default Paragraph Font"/>
     <w:lsdException w:uiPriority="99" w:semiHidden="0" w:name="Body Text"/>
     <w:lsdException w:uiPriority="99" w:name="Body Text Indent"/>
-    <w:lsdException w:uiPriority="99" w:semiHidden="0" w:name="List Continue"/>
+    <w:lsdException w:qFormat="1" w:uiPriority="99" w:semiHidden="0" w:name="List Continue"/>
     <w:lsdException w:qFormat="1" w:uiPriority="99" w:semiHidden="0" w:name="List Continue 2"/>
     <w:lsdException w:uiPriority="99" w:semiHidden="0" w:name="List Continue 3"/>
     <w:lsdException w:uiPriority="99" w:name="List Continue 4"/>
@@ -15826,7 +15860,7 @@
     <w:lsdException w:uiPriority="99" w:name="Body Text First Indent"/>
     <w:lsdException w:uiPriority="99" w:name="Body Text First Indent 2"/>
     <w:lsdException w:uiPriority="99" w:name="Note Heading"/>
-    <w:lsdException w:uiPriority="99" w:semiHidden="0" w:name="Body Text 2"/>
+    <w:lsdException w:qFormat="1" w:uiPriority="99" w:semiHidden="0" w:name="Body Text 2"/>
     <w:lsdException w:uiPriority="99" w:semiHidden="0" w:name="Body Text 3"/>
     <w:lsdException w:uiPriority="99" w:name="Body Text Indent 2"/>
     <w:lsdException w:uiPriority="99" w:name="Body Text Indent 3"/>
@@ -15894,15 +15928,15 @@
     <w:lsdException w:uiPriority="99" w:name="Table Web 2"/>
     <w:lsdException w:uiPriority="99" w:name="Table Web 3"/>
     <w:lsdException w:uiPriority="99" w:name="Balloon Text"/>
-    <w:lsdException w:unhideWhenUsed="0" w:uiPriority="59" w:semiHidden="0" w:name="Table Grid"/>
+    <w:lsdException w:qFormat="1" w:unhideWhenUsed="0" w:uiPriority="59" w:semiHidden="0" w:name="Table Grid"/>
     <w:lsdException w:uiPriority="99" w:name="Table Theme"/>
     <w:lsdException w:qFormat="1" w:unhideWhenUsed="0" w:uiPriority="1" w:semiHidden="0" w:name="No Spacing"/>
-    <w:lsdException w:unhideWhenUsed="0" w:uiPriority="60" w:semiHidden="0" w:name="Light Shading"/>
-    <w:lsdException w:unhideWhenUsed="0" w:uiPriority="61" w:semiHidden="0" w:name="Light List"/>
-    <w:lsdException w:unhideWhenUsed="0" w:uiPriority="62" w:semiHidden="0" w:name="Light Grid"/>
+    <w:lsdException w:qFormat="1" w:unhideWhenUsed="0" w:uiPriority="60" w:semiHidden="0" w:name="Light Shading"/>
+    <w:lsdException w:qFormat="1" w:unhideWhenUsed="0" w:uiPriority="61" w:semiHidden="0" w:name="Light List"/>
+    <w:lsdException w:qFormat="1" w:unhideWhenUsed="0" w:uiPriority="62" w:semiHidden="0" w:name="Light Grid"/>
     <w:lsdException w:qFormat="1" w:unhideWhenUsed="0" w:uiPriority="63" w:semiHidden="0" w:name="Medium Shading 1"/>
-    <w:lsdException w:unhideWhenUsed="0" w:uiPriority="64" w:semiHidden="0" w:name="Medium Shading 2"/>
-    <w:lsdException w:unhideWhenUsed="0" w:uiPriority="65" w:semiHidden="0" w:name="Medium List 1"/>
+    <w:lsdException w:qFormat="1" w:unhideWhenUsed="0" w:uiPriority="64" w:semiHidden="0" w:name="Medium Shading 2"/>
+    <w:lsdException w:qFormat="1" w:unhideWhenUsed="0" w:uiPriority="65" w:semiHidden="0" w:name="Medium List 1"/>
     <w:lsdException w:unhideWhenUsed="0" w:uiPriority="66" w:semiHidden="0" w:name="Medium List 2"/>
     <w:lsdException w:unhideWhenUsed="0" w:uiPriority="67" w:semiHidden="0" w:name="Medium Grid 1"/>
     <w:lsdException w:unhideWhenUsed="0" w:uiPriority="68" w:semiHidden="0" w:name="Medium Grid 2"/>
@@ -15913,10 +15947,10 @@
     <w:lsdException w:unhideWhenUsed="0" w:uiPriority="73" w:semiHidden="0" w:name="Colorful Grid"/>
     <w:lsdException w:qFormat="1" w:unhideWhenUsed="0" w:uiPriority="60" w:semiHidden="0" w:name="Light Shading Accent 1"/>
     <w:lsdException w:unhideWhenUsed="0" w:uiPriority="61" w:semiHidden="0" w:name="Light List Accent 1"/>
-    <w:lsdException w:unhideWhenUsed="0" w:uiPriority="62" w:semiHidden="0" w:name="Light Grid Accent 1"/>
+    <w:lsdException w:qFormat="1" w:unhideWhenUsed="0" w:uiPriority="62" w:semiHidden="0" w:name="Light Grid Accent 1"/>
     <w:lsdException w:qFormat="1" w:unhideWhenUsed="0" w:uiPriority="63" w:semiHidden="0" w:name="Medium Shading 1 Accent 1"/>
-    <w:lsdException w:unhideWhenUsed="0" w:uiPriority="64" w:semiHidden="0" w:name="Medium Shading 2 Accent 1"/>
-    <w:lsdException w:unhideWhenUsed="0" w:uiPriority="65" w:semiHidden="0" w:name="Medium List 1 Accent 1"/>
+    <w:lsdException w:qFormat="1" w:unhideWhenUsed="0" w:uiPriority="64" w:semiHidden="0" w:name="Medium Shading 2 Accent 1"/>
+    <w:lsdException w:qFormat="1" w:unhideWhenUsed="0" w:uiPriority="65" w:semiHidden="0" w:name="Medium List 1 Accent 1"/>
     <w:lsdException w:qFormat="1" w:unhideWhenUsed="0" w:uiPriority="34" w:semiHidden="0" w:name="List Paragraph"/>
     <w:lsdException w:qFormat="1" w:unhideWhenUsed="0" w:uiPriority="29" w:semiHidden="0" w:name="Quote"/>
     <w:lsdException w:qFormat="1" w:unhideWhenUsed="0" w:uiPriority="30" w:semiHidden="0" w:name="Intense Quote"/>
@@ -15928,28 +15962,28 @@
     <w:lsdException w:unhideWhenUsed="0" w:uiPriority="71" w:semiHidden="0" w:name="Colorful Shading Accent 1"/>
     <w:lsdException w:unhideWhenUsed="0" w:uiPriority="72" w:semiHidden="0" w:name="Colorful List Accent 1"/>
     <w:lsdException w:unhideWhenUsed="0" w:uiPriority="73" w:semiHidden="0" w:name="Colorful Grid Accent 1"/>
-    <w:lsdException w:unhideWhenUsed="0" w:uiPriority="60" w:semiHidden="0" w:name="Light Shading Accent 2"/>
-    <w:lsdException w:unhideWhenUsed="0" w:uiPriority="61" w:semiHidden="0" w:name="Light List Accent 2"/>
-    <w:lsdException w:unhideWhenUsed="0" w:uiPriority="62" w:semiHidden="0" w:name="Light Grid Accent 2"/>
+    <w:lsdException w:qFormat="1" w:unhideWhenUsed="0" w:uiPriority="60" w:semiHidden="0" w:name="Light Shading Accent 2"/>
+    <w:lsdException w:qFormat="1" w:unhideWhenUsed="0" w:uiPriority="61" w:semiHidden="0" w:name="Light List Accent 2"/>
+    <w:lsdException w:qFormat="1" w:unhideWhenUsed="0" w:uiPriority="62" w:semiHidden="0" w:name="Light Grid Accent 2"/>
     <w:lsdException w:qFormat="1" w:unhideWhenUsed="0" w:uiPriority="63" w:semiHidden="0" w:name="Medium Shading 1 Accent 2"/>
-    <w:lsdException w:unhideWhenUsed="0" w:uiPriority="64" w:semiHidden="0" w:name="Medium Shading 2 Accent 2"/>
-    <w:lsdException w:unhideWhenUsed="0" w:uiPriority="65" w:semiHidden="0" w:name="Medium List 1 Accent 2"/>
+    <w:lsdException w:qFormat="1" w:unhideWhenUsed="0" w:uiPriority="64" w:semiHidden="0" w:name="Medium Shading 2 Accent 2"/>
+    <w:lsdException w:qFormat="1" w:unhideWhenUsed="0" w:uiPriority="65" w:semiHidden="0" w:name="Medium List 1 Accent 2"/>
     <w:lsdException w:unhideWhenUsed="0" w:uiPriority="66" w:semiHidden="0" w:name="Medium List 2 Accent 2"/>
     <w:lsdException w:unhideWhenUsed="0" w:uiPriority="67" w:semiHidden="0" w:name="Medium Grid 1 Accent 2"/>
     <w:lsdException w:unhideWhenUsed="0" w:uiPriority="68" w:semiHidden="0" w:name="Medium Grid 2 Accent 2"/>
-    <w:lsdException w:unhideWhenUsed="0" w:uiPriority="69" w:semiHidden="0" w:name="Medium Grid 3 Accent 2"/>
+    <w:lsdException w:qFormat="1" w:unhideWhenUsed="0" w:uiPriority="69" w:semiHidden="0" w:name="Medium Grid 3 Accent 2"/>
     <w:lsdException w:unhideWhenUsed="0" w:uiPriority="70" w:semiHidden="0" w:name="Dark List Accent 2"/>
     <w:lsdException w:unhideWhenUsed="0" w:uiPriority="71" w:semiHidden="0" w:name="Colorful Shading Accent 2"/>
     <w:lsdException w:unhideWhenUsed="0" w:uiPriority="72" w:semiHidden="0" w:name="Colorful List Accent 2"/>
     <w:lsdException w:unhideWhenUsed="0" w:uiPriority="73" w:semiHidden="0" w:name="Colorful Grid Accent 2"/>
-    <w:lsdException w:unhideWhenUsed="0" w:uiPriority="60" w:semiHidden="0" w:name="Light Shading Accent 3"/>
-    <w:lsdException w:unhideWhenUsed="0" w:uiPriority="61" w:semiHidden="0" w:name="Light List Accent 3"/>
-    <w:lsdException w:unhideWhenUsed="0" w:uiPriority="62" w:semiHidden="0" w:name="Light Grid Accent 3"/>
+    <w:lsdException w:qFormat="1" w:unhideWhenUsed="0" w:uiPriority="60" w:semiHidden="0" w:name="Light Shading Accent 3"/>
+    <w:lsdException w:qFormat="1" w:unhideWhenUsed="0" w:uiPriority="61" w:semiHidden="0" w:name="Light List Accent 3"/>
+    <w:lsdException w:qFormat="1" w:unhideWhenUsed="0" w:uiPriority="62" w:semiHidden="0" w:name="Light Grid Accent 3"/>
     <w:lsdException w:qFormat="1" w:unhideWhenUsed="0" w:uiPriority="63" w:semiHidden="0" w:name="Medium Shading 1 Accent 3"/>
-    <w:lsdException w:unhideWhenUsed="0" w:uiPriority="64" w:semiHidden="0" w:name="Medium Shading 2 Accent 3"/>
-    <w:lsdException w:unhideWhenUsed="0" w:uiPriority="65" w:semiHidden="0" w:name="Medium List 1 Accent 3"/>
+    <w:lsdException w:qFormat="1" w:unhideWhenUsed="0" w:uiPriority="64" w:semiHidden="0" w:name="Medium Shading 2 Accent 3"/>
+    <w:lsdException w:qFormat="1" w:unhideWhenUsed="0" w:uiPriority="65" w:semiHidden="0" w:name="Medium List 1 Accent 3"/>
     <w:lsdException w:unhideWhenUsed="0" w:uiPriority="66" w:semiHidden="0" w:name="Medium List 2 Accent 3"/>
-    <w:lsdException w:unhideWhenUsed="0" w:uiPriority="67" w:semiHidden="0" w:name="Medium Grid 1 Accent 3"/>
+    <w:lsdException w:qFormat="1" w:unhideWhenUsed="0" w:uiPriority="67" w:semiHidden="0" w:name="Medium Grid 1 Accent 3"/>
     <w:lsdException w:unhideWhenUsed="0" w:uiPriority="68" w:semiHidden="0" w:name="Medium Grid 2 Accent 3"/>
     <w:lsdException w:unhideWhenUsed="0" w:uiPriority="69" w:semiHidden="0" w:name="Medium Grid 3 Accent 3"/>
     <w:lsdException w:unhideWhenUsed="0" w:uiPriority="70" w:semiHidden="0" w:name="Dark List Accent 3"/>
@@ -15957,11 +15991,11 @@
     <w:lsdException w:unhideWhenUsed="0" w:uiPriority="72" w:semiHidden="0" w:name="Colorful List Accent 3"/>
     <w:lsdException w:unhideWhenUsed="0" w:uiPriority="73" w:semiHidden="0" w:name="Colorful Grid Accent 3"/>
     <w:lsdException w:unhideWhenUsed="0" w:uiPriority="60" w:semiHidden="0" w:name="Light Shading Accent 4"/>
-    <w:lsdException w:unhideWhenUsed="0" w:uiPriority="61" w:semiHidden="0" w:name="Light List Accent 4"/>
-    <w:lsdException w:unhideWhenUsed="0" w:uiPriority="62" w:semiHidden="0" w:name="Light Grid Accent 4"/>
-    <w:lsdException w:unhideWhenUsed="0" w:uiPriority="63" w:semiHidden="0" w:name="Medium Shading 1 Accent 4"/>
-    <w:lsdException w:unhideWhenUsed="0" w:uiPriority="64" w:semiHidden="0" w:name="Medium Shading 2 Accent 4"/>
-    <w:lsdException w:unhideWhenUsed="0" w:uiPriority="65" w:semiHidden="0" w:name="Medium List 1 Accent 4"/>
+    <w:lsdException w:qFormat="1" w:unhideWhenUsed="0" w:uiPriority="61" w:semiHidden="0" w:name="Light List Accent 4"/>
+    <w:lsdException w:qFormat="1" w:unhideWhenUsed="0" w:uiPriority="62" w:semiHidden="0" w:name="Light Grid Accent 4"/>
+    <w:lsdException w:qFormat="1" w:unhideWhenUsed="0" w:uiPriority="63" w:semiHidden="0" w:name="Medium Shading 1 Accent 4"/>
+    <w:lsdException w:qFormat="1" w:unhideWhenUsed="0" w:uiPriority="64" w:semiHidden="0" w:name="Medium Shading 2 Accent 4"/>
+    <w:lsdException w:qFormat="1" w:unhideWhenUsed="0" w:uiPriority="65" w:semiHidden="0" w:name="Medium List 1 Accent 4"/>
     <w:lsdException w:unhideWhenUsed="0" w:uiPriority="66" w:semiHidden="0" w:name="Medium List 2 Accent 4"/>
     <w:lsdException w:unhideWhenUsed="0" w:uiPriority="67" w:semiHidden="0" w:name="Medium Grid 1 Accent 4"/>
     <w:lsdException w:unhideWhenUsed="0" w:uiPriority="68" w:semiHidden="0" w:name="Medium Grid 2 Accent 4"/>
@@ -15970,12 +16004,12 @@
     <w:lsdException w:unhideWhenUsed="0" w:uiPriority="71" w:semiHidden="0" w:name="Colorful Shading Accent 4"/>
     <w:lsdException w:unhideWhenUsed="0" w:uiPriority="72" w:semiHidden="0" w:name="Colorful List Accent 4"/>
     <w:lsdException w:unhideWhenUsed="0" w:uiPriority="73" w:semiHidden="0" w:name="Colorful Grid Accent 4"/>
-    <w:lsdException w:unhideWhenUsed="0" w:uiPriority="60" w:semiHidden="0" w:name="Light Shading Accent 5"/>
-    <w:lsdException w:unhideWhenUsed="0" w:uiPriority="61" w:semiHidden="0" w:name="Light List Accent 5"/>
+    <w:lsdException w:qFormat="1" w:unhideWhenUsed="0" w:uiPriority="60" w:semiHidden="0" w:name="Light Shading Accent 5"/>
+    <w:lsdException w:qFormat="1" w:unhideWhenUsed="0" w:uiPriority="61" w:semiHidden="0" w:name="Light List Accent 5"/>
     <w:lsdException w:qFormat="1" w:unhideWhenUsed="0" w:uiPriority="62" w:semiHidden="0" w:name="Light Grid Accent 5"/>
-    <w:lsdException w:unhideWhenUsed="0" w:uiPriority="63" w:semiHidden="0" w:name="Medium Shading 1 Accent 5"/>
-    <w:lsdException w:unhideWhenUsed="0" w:uiPriority="64" w:semiHidden="0" w:name="Medium Shading 2 Accent 5"/>
-    <w:lsdException w:unhideWhenUsed="0" w:uiPriority="65" w:semiHidden="0" w:name="Medium List 1 Accent 5"/>
+    <w:lsdException w:qFormat="1" w:unhideWhenUsed="0" w:uiPriority="63" w:semiHidden="0" w:name="Medium Shading 1 Accent 5"/>
+    <w:lsdException w:qFormat="1" w:unhideWhenUsed="0" w:uiPriority="64" w:semiHidden="0" w:name="Medium Shading 2 Accent 5"/>
+    <w:lsdException w:qFormat="1" w:unhideWhenUsed="0" w:uiPriority="65" w:semiHidden="0" w:name="Medium List 1 Accent 5"/>
     <w:lsdException w:unhideWhenUsed="0" w:uiPriority="66" w:semiHidden="0" w:name="Medium List 2 Accent 5"/>
     <w:lsdException w:unhideWhenUsed="0" w:uiPriority="67" w:semiHidden="0" w:name="Medium Grid 1 Accent 5"/>
     <w:lsdException w:unhideWhenUsed="0" w:uiPriority="68" w:semiHidden="0" w:name="Medium Grid 2 Accent 5"/>
@@ -15984,11 +16018,11 @@
     <w:lsdException w:unhideWhenUsed="0" w:uiPriority="71" w:semiHidden="0" w:name="Colorful Shading Accent 5"/>
     <w:lsdException w:unhideWhenUsed="0" w:uiPriority="72" w:semiHidden="0" w:name="Colorful List Accent 5"/>
     <w:lsdException w:unhideWhenUsed="0" w:uiPriority="73" w:semiHidden="0" w:name="Colorful Grid Accent 5"/>
-    <w:lsdException w:unhideWhenUsed="0" w:uiPriority="60" w:semiHidden="0" w:name="Light Shading Accent 6"/>
-    <w:lsdException w:unhideWhenUsed="0" w:uiPriority="61" w:semiHidden="0" w:name="Light List Accent 6"/>
-    <w:lsdException w:unhideWhenUsed="0" w:uiPriority="62" w:semiHidden="0" w:name="Light Grid Accent 6"/>
-    <w:lsdException w:unhideWhenUsed="0" w:uiPriority="63" w:semiHidden="0" w:name="Medium Shading 1 Accent 6"/>
-    <w:lsdException w:unhideWhenUsed="0" w:uiPriority="64" w:semiHidden="0" w:name="Medium Shading 2 Accent 6"/>
+    <w:lsdException w:qFormat="1" w:unhideWhenUsed="0" w:uiPriority="60" w:semiHidden="0" w:name="Light Shading Accent 6"/>
+    <w:lsdException w:qFormat="1" w:unhideWhenUsed="0" w:uiPriority="61" w:semiHidden="0" w:name="Light List Accent 6"/>
+    <w:lsdException w:qFormat="1" w:unhideWhenUsed="0" w:uiPriority="62" w:semiHidden="0" w:name="Light Grid Accent 6"/>
+    <w:lsdException w:qFormat="1" w:unhideWhenUsed="0" w:uiPriority="63" w:semiHidden="0" w:name="Medium Shading 1 Accent 6"/>
+    <w:lsdException w:qFormat="1" w:unhideWhenUsed="0" w:uiPriority="64" w:semiHidden="0" w:name="Medium Shading 2 Accent 6"/>
     <w:lsdException w:unhideWhenUsed="0" w:uiPriority="65" w:semiHidden="0" w:name="Medium List 1 Accent 6"/>
     <w:lsdException w:unhideWhenUsed="0" w:uiPriority="66" w:semiHidden="0" w:name="Medium List 2 Accent 6"/>
     <w:lsdException w:unhideWhenUsed="0" w:uiPriority="67" w:semiHidden="0" w:name="Medium Grid 1 Accent 6"/>
@@ -16244,6 +16278,7 @@
     <w:name w:val="Default Paragraph Font"/>
     <w:semiHidden/>
     <w:unhideWhenUsed/>
+    <w:qFormat/>
     <w:uiPriority w:val="1"/>
   </w:style>
   <w:style w:type="table" w:default="1" w:styleId="32">
@@ -16350,6 +16385,7 @@
     <w:name w:val="List Bullet"/>
     <w:basedOn w:val="1"/>
     <w:unhideWhenUsed/>
+    <w:qFormat/>
     <w:uiPriority w:val="99"/>
     <w:pPr>
       <w:numPr>
@@ -16400,6 +16436,7 @@
     <w:name w:val="List Number 3"/>
     <w:basedOn w:val="1"/>
     <w:unhideWhenUsed/>
+    <w:qFormat/>
     <w:uiPriority w:val="99"/>
     <w:pPr>
       <w:numPr>
@@ -16413,6 +16450,7 @@
     <w:name w:val="List 2"/>
     <w:basedOn w:val="1"/>
     <w:unhideWhenUsed/>
+    <w:qFormat/>
     <w:uiPriority w:val="99"/>
     <w:pPr>
       <w:ind w:left="720" w:hanging="360"/>
@@ -16423,6 +16461,7 @@
     <w:name w:val="List Continue"/>
     <w:basedOn w:val="1"/>
     <w:unhideWhenUsed/>
+    <w:qFormat/>
     <w:uiPriority w:val="99"/>
     <w:pPr>
       <w:spacing w:after="120"/>
@@ -16434,6 +16473,7 @@
     <w:name w:val="List Bullet 2"/>
     <w:basedOn w:val="1"/>
     <w:unhideWhenUsed/>
+    <w:qFormat/>
     <w:uiPriority w:val="99"/>
     <w:pPr>
       <w:numPr>
@@ -16448,6 +16488,7 @@
     <w:basedOn w:val="1"/>
     <w:link w:val="136"/>
     <w:unhideWhenUsed/>
+    <w:qFormat/>
     <w:uiPriority w:val="99"/>
     <w:pPr>
       <w:tabs>
@@ -16498,6 +16539,7 @@
     <w:name w:val="List"/>
     <w:basedOn w:val="1"/>
     <w:unhideWhenUsed/>
+    <w:qFormat/>
     <w:uiPriority w:val="99"/>
     <w:pPr>
       <w:ind w:left="360" w:hanging="360"/>
@@ -16509,6 +16551,7 @@
     <w:basedOn w:val="1"/>
     <w:link w:val="145"/>
     <w:unhideWhenUsed/>
+    <w:qFormat/>
     <w:uiPriority w:val="99"/>
     <w:pPr>
       <w:spacing w:after="120" w:line="480" w:lineRule="auto"/>
@@ -16563,6 +16606,7 @@
   <w:style w:type="table" w:styleId="33">
     <w:name w:val="Table Grid"/>
     <w:basedOn w:val="32"/>
+    <w:qFormat/>
     <w:uiPriority w:val="59"/>
     <w:pPr>
       <w:spacing w:after="0" w:line="240" w:lineRule="auto"/>
@@ -16587,6 +16631,7 @@
   <w:style w:type="table" w:styleId="34">
     <w:name w:val="Light Shading"/>
     <w:basedOn w:val="32"/>
+    <w:qFormat/>
     <w:uiPriority w:val="60"/>
     <w:pPr>
       <w:spacing w:after="0" w:line="240" w:lineRule="auto"/>
@@ -16786,6 +16831,7 @@
   <w:style w:type="table" w:styleId="36">
     <w:name w:val="Light Shading Accent 2"/>
     <w:basedOn w:val="32"/>
+    <w:qFormat/>
     <w:uiPriority w:val="60"/>
     <w:pPr>
       <w:spacing w:after="0" w:line="240" w:lineRule="auto"/>
@@ -16885,6 +16931,7 @@
   <w:style w:type="table" w:styleId="37">
     <w:name w:val="Light Shading Accent 3"/>
     <w:basedOn w:val="32"/>
+    <w:qFormat/>
     <w:uiPriority w:val="60"/>
     <w:pPr>
       <w:spacing w:after="0" w:line="240" w:lineRule="auto"/>
@@ -17083,6 +17130,7 @@
   <w:style w:type="table" w:styleId="39">
     <w:name w:val="Light Shading Accent 5"/>
     <w:basedOn w:val="32"/>
+    <w:qFormat/>
     <w:uiPriority w:val="60"/>
     <w:pPr>
       <w:spacing w:after="0" w:line="240" w:lineRule="auto"/>
@@ -17182,6 +17230,7 @@
   <w:style w:type="table" w:styleId="40">
     <w:name w:val="Light Shading Accent 6"/>
     <w:basedOn w:val="32"/>
+    <w:qFormat/>
     <w:uiPriority w:val="60"/>
     <w:pPr>
       <w:spacing w:after="0" w:line="240" w:lineRule="auto"/>
@@ -17281,6 +17330,7 @@
   <w:style w:type="table" w:styleId="41">
     <w:name w:val="Light List"/>
     <w:basedOn w:val="32"/>
+    <w:qFormat/>
     <w:uiPriority w:val="61"/>
     <w:pPr>
       <w:spacing w:after="0" w:line="240" w:lineRule="auto"/>
@@ -17467,6 +17517,7 @@
   <w:style w:type="table" w:styleId="43">
     <w:name w:val="Light List Accent 2"/>
     <w:basedOn w:val="32"/>
+    <w:qFormat/>
     <w:uiPriority w:val="61"/>
     <w:pPr>
       <w:spacing w:after="0" w:line="240" w:lineRule="auto"/>
@@ -17560,6 +17611,7 @@
   <w:style w:type="table" w:styleId="44">
     <w:name w:val="Light List Accent 3"/>
     <w:basedOn w:val="32"/>
+    <w:qFormat/>
     <w:uiPriority w:val="61"/>
     <w:pPr>
       <w:spacing w:after="0" w:line="240" w:lineRule="auto"/>
@@ -17653,6 +17705,7 @@
   <w:style w:type="table" w:styleId="45">
     <w:name w:val="Light List Accent 4"/>
     <w:basedOn w:val="32"/>
+    <w:qFormat/>
     <w:uiPriority w:val="61"/>
     <w:pPr>
       <w:spacing w:after="0" w:line="240" w:lineRule="auto"/>
@@ -17746,6 +17799,7 @@
   <w:style w:type="table" w:styleId="46">
     <w:name w:val="Light List Accent 5"/>
     <w:basedOn w:val="32"/>
+    <w:qFormat/>
     <w:uiPriority w:val="61"/>
     <w:pPr>
       <w:spacing w:after="0" w:line="240" w:lineRule="auto"/>
@@ -17839,6 +17893,7 @@
   <w:style w:type="table" w:styleId="47">
     <w:name w:val="Light List Accent 6"/>
     <w:basedOn w:val="32"/>
+    <w:qFormat/>
     <w:uiPriority w:val="61"/>
     <w:pPr>
       <w:spacing w:after="0" w:line="240" w:lineRule="auto"/>
@@ -17932,6 +17987,7 @@
   <w:style w:type="table" w:styleId="48">
     <w:name w:val="Light Grid"/>
     <w:basedOn w:val="32"/>
+    <w:qFormat/>
     <w:uiPriority w:val="62"/>
     <w:pPr>
       <w:spacing w:after="0" w:line="240" w:lineRule="auto"/>
@@ -18058,6 +18114,7 @@
   <w:style w:type="table" w:styleId="49">
     <w:name w:val="Light Grid Accent 1"/>
     <w:basedOn w:val="32"/>
+    <w:qFormat/>
     <w:uiPriority w:val="62"/>
     <w:pPr>
       <w:spacing w:after="0" w:line="240" w:lineRule="auto"/>
@@ -18184,6 +18241,7 @@
   <w:style w:type="table" w:styleId="50">
     <w:name w:val="Light Grid Accent 2"/>
     <w:basedOn w:val="32"/>
+    <w:qFormat/>
     <w:uiPriority w:val="62"/>
     <w:pPr>
       <w:spacing w:after="0" w:line="240" w:lineRule="auto"/>
@@ -18310,6 +18368,7 @@
   <w:style w:type="table" w:styleId="51">
     <w:name w:val="Light Grid Accent 3"/>
     <w:basedOn w:val="32"/>
+    <w:qFormat/>
     <w:uiPriority w:val="62"/>
     <w:pPr>
       <w:spacing w:after="0" w:line="240" w:lineRule="auto"/>
@@ -18436,6 +18495,7 @@
   <w:style w:type="table" w:styleId="52">
     <w:name w:val="Light Grid Accent 4"/>
     <w:basedOn w:val="32"/>
+    <w:qFormat/>
     <w:uiPriority w:val="62"/>
     <w:pPr>
       <w:spacing w:after="0" w:line="240" w:lineRule="auto"/>
@@ -18689,6 +18749,7 @@
   <w:style w:type="table" w:styleId="54">
     <w:name w:val="Light Grid Accent 6"/>
     <w:basedOn w:val="32"/>
+    <w:qFormat/>
     <w:uiPriority w:val="62"/>
     <w:pPr>
       <w:spacing w:after="0" w:line="240" w:lineRule="auto"/>
@@ -19247,6 +19308,7 @@
   <w:style w:type="table" w:styleId="59">
     <w:name w:val="Medium Shading 1 Accent 4"/>
     <w:basedOn w:val="32"/>
+    <w:qFormat/>
     <w:uiPriority w:val="63"/>
     <w:pPr>
       <w:spacing w:after="0" w:line="240" w:lineRule="auto"/>
@@ -19354,6 +19416,7 @@
   <w:style w:type="table" w:styleId="60">
     <w:name w:val="Medium Shading 1 Accent 5"/>
     <w:basedOn w:val="32"/>
+    <w:qFormat/>
     <w:uiPriority w:val="63"/>
     <w:pPr>
       <w:spacing w:after="0" w:line="240" w:lineRule="auto"/>
@@ -19461,6 +19524,7 @@
   <w:style w:type="table" w:styleId="61">
     <w:name w:val="Medium Shading 1 Accent 6"/>
     <w:basedOn w:val="32"/>
+    <w:qFormat/>
     <w:uiPriority w:val="63"/>
     <w:pPr>
       <w:spacing w:after="0" w:line="240" w:lineRule="auto"/>
@@ -19568,6 +19632,7 @@
   <w:style w:type="table" w:styleId="62">
     <w:name w:val="Medium Shading 2"/>
     <w:basedOn w:val="32"/>
+    <w:qFormat/>
     <w:uiPriority w:val="64"/>
     <w:pPr>
       <w:spacing w:after="0" w:line="240" w:lineRule="auto"/>
@@ -19733,6 +19798,7 @@
   <w:style w:type="table" w:styleId="63">
     <w:name w:val="Medium Shading 2 Accent 1"/>
     <w:basedOn w:val="32"/>
+    <w:qFormat/>
     <w:uiPriority w:val="64"/>
     <w:pPr>
       <w:spacing w:after="0" w:line="240" w:lineRule="auto"/>
@@ -19898,6 +19964,7 @@
   <w:style w:type="table" w:styleId="64">
     <w:name w:val="Medium Shading 2 Accent 2"/>
     <w:basedOn w:val="32"/>
+    <w:qFormat/>
     <w:uiPriority w:val="64"/>
     <w:pPr>
       <w:spacing w:after="0" w:line="240" w:lineRule="auto"/>
@@ -20063,6 +20130,7 @@
   <w:style w:type="table" w:styleId="65">
     <w:name w:val="Medium Shading 2 Accent 3"/>
     <w:basedOn w:val="32"/>
+    <w:qFormat/>
     <w:uiPriority w:val="64"/>
     <w:pPr>
       <w:spacing w:after="0" w:line="240" w:lineRule="auto"/>
@@ -20228,6 +20296,7 @@
   <w:style w:type="table" w:styleId="66">
     <w:name w:val="Medium Shading 2 Accent 4"/>
     <w:basedOn w:val="32"/>
+    <w:qFormat/>
     <w:uiPriority w:val="64"/>
     <w:pPr>
       <w:spacing w:after="0" w:line="240" w:lineRule="auto"/>
@@ -20393,6 +20462,7 @@
   <w:style w:type="table" w:styleId="67">
     <w:name w:val="Medium Shading 2 Accent 5"/>
     <w:basedOn w:val="32"/>
+    <w:qFormat/>
     <w:uiPriority w:val="64"/>
     <w:pPr>
       <w:spacing w:after="0" w:line="240" w:lineRule="auto"/>
@@ -20558,6 +20628,7 @@
   <w:style w:type="table" w:styleId="68">
     <w:name w:val="Medium Shading 2 Accent 6"/>
     <w:basedOn w:val="32"/>
+    <w:qFormat/>
     <w:uiPriority w:val="64"/>
     <w:pPr>
       <w:spacing w:after="0" w:line="240" w:lineRule="auto"/>
@@ -20723,6 +20794,7 @@
   <w:style w:type="table" w:styleId="69">
     <w:name w:val="Medium List 1"/>
     <w:basedOn w:val="32"/>
+    <w:qFormat/>
     <w:uiPriority w:val="65"/>
     <w:pPr>
       <w:spacing w:after="0" w:line="240" w:lineRule="auto"/>
@@ -20813,6 +20885,7 @@
   <w:style w:type="table" w:styleId="70">
     <w:name w:val="Medium List 1 Accent 1"/>
     <w:basedOn w:val="32"/>
+    <w:qFormat/>
     <w:uiPriority w:val="65"/>
     <w:pPr>
       <w:spacing w:after="0" w:line="240" w:lineRule="auto"/>
@@ -20903,6 +20976,7 @@
   <w:style w:type="table" w:styleId="71">
     <w:name w:val="Medium List 1 Accent 2"/>
     <w:basedOn w:val="32"/>
+    <w:qFormat/>
     <w:uiPriority w:val="65"/>
     <w:pPr>
       <w:spacing w:after="0" w:line="240" w:lineRule="auto"/>
@@ -20993,6 +21067,7 @@
   <w:style w:type="table" w:styleId="72">
     <w:name w:val="Medium List 1 Accent 3"/>
     <w:basedOn w:val="32"/>
+    <w:qFormat/>
     <w:uiPriority w:val="65"/>
     <w:pPr>
       <w:spacing w:after="0" w:line="240" w:lineRule="auto"/>
@@ -21083,6 +21158,7 @@
   <w:style w:type="table" w:styleId="73">
     <w:name w:val="Medium List 1 Accent 4"/>
     <w:basedOn w:val="32"/>
+    <w:qFormat/>
     <w:uiPriority w:val="65"/>
     <w:pPr>
       <w:spacing w:after="0" w:line="240" w:lineRule="auto"/>
@@ -21173,6 +21249,7 @@
   <w:style w:type="table" w:styleId="74">
     <w:name w:val="Medium List 1 Accent 5"/>
     <w:basedOn w:val="32"/>
+    <w:qFormat/>
     <w:uiPriority w:val="65"/>
     <w:pPr>
       <w:spacing w:after="0" w:line="240" w:lineRule="auto"/>
@@ -22463,6 +22540,7 @@
   <w:style w:type="table" w:styleId="86">
     <w:name w:val="Medium Grid 1 Accent 3"/>
     <w:basedOn w:val="32"/>
+    <w:qFormat/>
     <w:uiPriority w:val="67"/>
     <w:pPr>
       <w:spacing w:after="0" w:line="240" w:lineRule="auto"/>
@@ -24075,6 +24153,7 @@
   <w:style w:type="table" w:styleId="99">
     <w:name w:val="Medium Grid 3 Accent 2"/>
     <w:basedOn w:val="32"/>
+    <w:qFormat/>
     <w:uiPriority w:val="69"/>
     <w:pPr>
       <w:spacing w:after="0" w:line="240" w:lineRule="auto"/>
